--- a/01_mega_project_1_underwriting_approval/sample_reports/SAMPLE_notebook_04_report.docx
+++ b/01_mega_project_1_underwriting_approval/sample_reports/SAMPLE_notebook_04_report.docx
@@ -73,7 +73,7 @@
         <w:pStyle w:val="ListBullet"/>
       </w:pPr>
       <w:r>
-        <w:t>Cross-validated against Notebook 01's real PD model (XGBoost): Cramer's V=0.0737 agreement between the two independent risk measures.</w:t>
+        <w:t>Cross-validated against Notebook 01's real PD model (XGBoost): Cramer's V=0.0678 agreement between the two independent risk measures.</w:t>
       </w:r>
     </w:p>
     <w:p>
@@ -372,7 +372,7 @@
         <w:t xml:space="preserve">Specific: </w:t>
       </w:r>
       <w:r>
-        <w:t>Cramer's V=0.0737 between REPAYMENT_TIER and Notebook 01's PD-risk band (chi2=87.01, p=8.85e-12); r(capacity ratio, PD)=-0.0071.</w:t>
+        <w:t>Cramer's V=0.0678 between REPAYMENT_TIER and Notebook 01's PD-risk band (chi2=73.49, p=2.426e-09); r(capacity ratio, PD)=-0.0022.</w:t>
       </w:r>
     </w:p>
     <w:p>
@@ -977,12 +977,12 @@
     </w:p>
     <w:p>
       <w:r>
-        <w:t>Real Pearson r(REPAYMENT_CAPACITY_RATIO, PD) = -0.0071; r(TOTAL_DEBT_BURDEN_RATIO, PD) = 0.0189.</w:t>
+        <w:t>Real Pearson r(REPAYMENT_CAPACITY_RATIO, PD) = -0.0022; r(TOTAL_DEBT_BURDEN_RATIO, PD) = 0.0216.</w:t>
       </w:r>
     </w:p>
     <w:p>
       <w:r>
-        <w:t>Association between REPAYMENT_TIER and PD_RISK_BAND: Cramer's V=0.0737 (chi2=87.01, p=8.85e-12).</w:t>
+        <w:t>Association between REPAYMENT_TIER and PD_RISK_BAND: Cramer's V=0.0678 (chi2=73.49, p=2.426e-09).</w:t>
       </w:r>
     </w:p>
     <w:tbl>
@@ -1118,7 +1118,7 @@
           </w:tcPr>
           <w:p>
             <w:r>
-              <w:t>0.0351</w:t>
+              <w:t>0.0314</w:t>
             </w:r>
           </w:p>
         </w:tc>
@@ -1128,7 +1128,7 @@
           </w:tcPr>
           <w:p>
             <w:r>
-              <w:t>0.0138</w:t>
+              <w:t>0.0112</w:t>
             </w:r>
           </w:p>
         </w:tc>
@@ -1138,7 +1138,7 @@
           </w:tcPr>
           <w:p>
             <w:r>
-              <w:t>11.09</w:t>
+              <w:t>10.99</w:t>
             </w:r>
           </w:p>
         </w:tc>
@@ -1148,7 +1148,7 @@
           </w:tcPr>
           <w:p>
             <w:r>
-              <w:t>4.29</w:t>
+              <w:t>4.12</w:t>
             </w:r>
           </w:p>
         </w:tc>
@@ -1180,7 +1180,7 @@
           </w:tcPr>
           <w:p>
             <w:r>
-              <w:t>0.0649</w:t>
+              <w:t>0.0595</w:t>
             </w:r>
           </w:p>
         </w:tc>
@@ -1190,7 +1190,7 @@
           </w:tcPr>
           <w:p>
             <w:r>
-              <w:t>0.0175</w:t>
+              <w:t>0.0150</w:t>
             </w:r>
           </w:p>
         </w:tc>
@@ -1200,7 +1200,7 @@
           </w:tcPr>
           <w:p>
             <w:r>
-              <w:t>10.33</w:t>
+              <w:t>10.11</w:t>
             </w:r>
           </w:p>
         </w:tc>
@@ -1210,7 +1210,7 @@
           </w:tcPr>
           <w:p>
             <w:r>
-              <w:t>4.00</w:t>
+              <w:t>4.22</w:t>
             </w:r>
           </w:p>
         </w:tc>
@@ -1242,7 +1242,7 @@
           </w:tcPr>
           <w:p>
             <w:r>
-              <w:t>0.0960</w:t>
+              <w:t>0.0901</w:t>
             </w:r>
           </w:p>
         </w:tc>
@@ -1252,7 +1252,7 @@
           </w:tcPr>
           <w:p>
             <w:r>
-              <w:t>0.0262</w:t>
+              <w:t>0.0200</w:t>
             </w:r>
           </w:p>
         </w:tc>
@@ -1262,7 +1262,7 @@
           </w:tcPr>
           <w:p>
             <w:r>
-              <w:t>9.32</w:t>
+              <w:t>9.31</w:t>
             </w:r>
           </w:p>
         </w:tc>
@@ -1272,7 +1272,7 @@
           </w:tcPr>
           <w:p>
             <w:r>
-              <w:t>3.99</w:t>
+              <w:t>3.98</w:t>
             </w:r>
           </w:p>
         </w:tc>
@@ -1304,7 +1304,7 @@
           </w:tcPr>
           <w:p>
             <w:r>
-              <w:t>0.1488</w:t>
+              <w:t>0.1452</w:t>
             </w:r>
           </w:p>
         </w:tc>
@@ -1314,7 +1314,7 @@
           </w:tcPr>
           <w:p>
             <w:r>
-              <w:t>0.0338</w:t>
+              <w:t>0.0450</w:t>
             </w:r>
           </w:p>
         </w:tc>
@@ -1324,7 +1324,7 @@
           </w:tcPr>
           <w:p>
             <w:r>
-              <w:t>8.72</w:t>
+              <w:t>8.83</w:t>
             </w:r>
           </w:p>
         </w:tc>
@@ -1334,7 +1334,7 @@
           </w:tcPr>
           <w:p>
             <w:r>
-              <w:t>3.95</w:t>
+              <w:t>3.86</w:t>
             </w:r>
           </w:p>
         </w:tc>
@@ -1366,7 +1366,7 @@
           </w:tcPr>
           <w:p>
             <w:r>
-              <w:t>0.4900</w:t>
+              <w:t>0.5044</w:t>
             </w:r>
           </w:p>
         </w:tc>
@@ -1386,7 +1386,7 @@
           </w:tcPr>
           <w:p>
             <w:r>
-              <w:t>9.48</w:t>
+              <w:t>9.70</w:t>
             </w:r>
           </w:p>
         </w:tc>
@@ -1396,7 +1396,7 @@
           </w:tcPr>
           <w:p>
             <w:r>
-              <w:t>4.07</w:t>
+              <w:t>4.11</w:t>
             </w:r>
           </w:p>
         </w:tc>
@@ -1460,7 +1460,7 @@
           <w:i/>
           <w:color w:val="595959"/>
         </w:rPr>
-        <w:t>Real Pearson r(REPAYMENT_CAPACITY_RATIO, Notebook 01 PD) = -0.0071; r(TOTAL_DEBT_BURDEN_RATIO, Notebook 01 PD) = 0.0189.</w:t>
+        <w:t>Real Pearson r(REPAYMENT_CAPACITY_RATIO, Notebook 01 PD) = -0.0022; r(TOTAL_DEBT_BURDEN_RATIO, Notebook 01 PD) = 0.0216.</w:t>
       </w:r>
     </w:p>
     <w:p>
@@ -1469,7 +1469,7 @@
           <w:i/>
           <w:color w:val="595959"/>
         </w:rPr>
-        <w:t>Association between the two independent risk measures: Cramer's V=0.0737 (chi2=87.01, p=8.85e-12) — the two show only partial agreement, worth further investigation.</w:t>
+        <w:t>Association between the two independent risk measures: Cramer's V=0.0678 (chi2=73.49, p=2.426e-09) — the two show only partial agreement, worth further investigation.</w:t>
       </w:r>
     </w:p>
     <w:p>
